--- a/odigoi/01_lab1-k8s.docx
+++ b/odigoi/01_lab1-k8s.docx
@@ -20,7 +20,7 @@
           <w:sz w:val="22"/>
           <w:szCs w:val="22"/>
         </w:rPr>
-        <w:id w:val="485985237"/>
+        <w:id w:val="979887338"/>
         <w:docPartObj>
           <w:docPartGallery w:val="Table of Contents"/>
           <w:docPartUnique/>
@@ -61,7 +61,7 @@
           <w:r>
             <w:fldChar w:fldCharType="separate"/>
           </w:r>
-          <w:hyperlink w:anchor="_Toc224650811" w:history="1">
+          <w:hyperlink w:anchor="_Toc224651130" w:history="1">
             <w:r>
               <w:rPr>
                 <w:rStyle w:val="Hyperlink"/>
@@ -88,7 +88,7 @@
                 <w:noProof/>
                 <w:webHidden/>
               </w:rPr>
-              <w:instrText xml:space="preserve"> PAGEREF _Toc224650811 \h </w:instrText>
+              <w:instrText xml:space="preserve"> PAGEREF _Toc224651130 \h </w:instrText>
             </w:r>
             <w:r>
               <w:rPr>
@@ -135,7 +135,7 @@
               <w14:ligatures w14:val="standardContextual"/>
             </w:rPr>
           </w:pPr>
-          <w:hyperlink w:anchor="_Toc224650812" w:history="1">
+          <w:hyperlink w:anchor="_Toc224651131" w:history="1">
             <w:r>
               <w:rPr>
                 <w:rStyle w:val="Hyperlink"/>
@@ -162,7 +162,7 @@
                 <w:noProof/>
                 <w:webHidden/>
               </w:rPr>
-              <w:instrText xml:space="preserve"> PAGEREF _Toc224650812 \h </w:instrText>
+              <w:instrText xml:space="preserve"> PAGEREF _Toc224651131 \h </w:instrText>
             </w:r>
             <w:r>
               <w:rPr>
@@ -209,7 +209,7 @@
               <w14:ligatures w14:val="standardContextual"/>
             </w:rPr>
           </w:pPr>
-          <w:hyperlink w:anchor="_Toc224650813" w:history="1">
+          <w:hyperlink w:anchor="_Toc224651132" w:history="1">
             <w:r>
               <w:rPr>
                 <w:rStyle w:val="Hyperlink"/>
@@ -236,7 +236,7 @@
                 <w:noProof/>
                 <w:webHidden/>
               </w:rPr>
-              <w:instrText xml:space="preserve"> PAGEREF _Toc224650813 \h </w:instrText>
+              <w:instrText xml:space="preserve"> PAGEREF _Toc224651132 \h </w:instrText>
             </w:r>
             <w:r>
               <w:rPr>
@@ -283,7 +283,7 @@
               <w14:ligatures w14:val="standardContextual"/>
             </w:rPr>
           </w:pPr>
-          <w:hyperlink w:anchor="_Toc224650814" w:history="1">
+          <w:hyperlink w:anchor="_Toc224651133" w:history="1">
             <w:r>
               <w:rPr>
                 <w:rStyle w:val="Hyperlink"/>
@@ -310,7 +310,7 @@
                 <w:noProof/>
                 <w:webHidden/>
               </w:rPr>
-              <w:instrText xml:space="preserve"> PAGEREF _Toc224650814 \h </w:instrText>
+              <w:instrText xml:space="preserve"> PAGEREF _Toc224651133 \h </w:instrText>
             </w:r>
             <w:r>
               <w:rPr>
@@ -357,7 +357,7 @@
               <w14:ligatures w14:val="standardContextual"/>
             </w:rPr>
           </w:pPr>
-          <w:hyperlink w:anchor="_Toc224650815" w:history="1">
+          <w:hyperlink w:anchor="_Toc224651134" w:history="1">
             <w:r>
               <w:rPr>
                 <w:rStyle w:val="Hyperlink"/>
@@ -384,7 +384,7 @@
                 <w:noProof/>
                 <w:webHidden/>
               </w:rPr>
-              <w:instrText xml:space="preserve"> PAGEREF _Toc224650815 \h </w:instrText>
+              <w:instrText xml:space="preserve"> PAGEREF _Toc224651134 \h </w:instrText>
             </w:r>
             <w:r>
               <w:rPr>
@@ -431,7 +431,7 @@
               <w14:ligatures w14:val="standardContextual"/>
             </w:rPr>
           </w:pPr>
-          <w:hyperlink w:anchor="_Toc224650816" w:history="1">
+          <w:hyperlink w:anchor="_Toc224651135" w:history="1">
             <w:r>
               <w:rPr>
                 <w:rStyle w:val="Hyperlink"/>
@@ -458,7 +458,7 @@
                 <w:noProof/>
                 <w:webHidden/>
               </w:rPr>
-              <w:instrText xml:space="preserve"> PAGEREF _Toc224650816 \h </w:instrText>
+              <w:instrText xml:space="preserve"> PAGEREF _Toc224651135 \h </w:instrText>
             </w:r>
             <w:r>
               <w:rPr>
@@ -505,7 +505,7 @@
               <w14:ligatures w14:val="standardContextual"/>
             </w:rPr>
           </w:pPr>
-          <w:hyperlink w:anchor="_Toc224650817" w:history="1">
+          <w:hyperlink w:anchor="_Toc224651136" w:history="1">
             <w:r>
               <w:rPr>
                 <w:rStyle w:val="Hyperlink"/>
@@ -532,7 +532,7 @@
                 <w:noProof/>
                 <w:webHidden/>
               </w:rPr>
-              <w:instrText xml:space="preserve"> PAGEREF _Toc224650817 \h </w:instrText>
+              <w:instrText xml:space="preserve"> PAGEREF _Toc224651136 \h </w:instrText>
             </w:r>
             <w:r>
               <w:rPr>
@@ -579,7 +579,7 @@
               <w14:ligatures w14:val="standardContextual"/>
             </w:rPr>
           </w:pPr>
-          <w:hyperlink w:anchor="_Toc224650818" w:history="1">
+          <w:hyperlink w:anchor="_Toc224651137" w:history="1">
             <w:r>
               <w:rPr>
                 <w:rStyle w:val="Hyperlink"/>
@@ -606,7 +606,7 @@
                 <w:noProof/>
                 <w:webHidden/>
               </w:rPr>
-              <w:instrText xml:space="preserve"> PAGEREF _Toc224650818 \h </w:instrText>
+              <w:instrText xml:space="preserve"> PAGEREF _Toc224651137 \h </w:instrText>
             </w:r>
             <w:r>
               <w:rPr>
@@ -653,7 +653,7 @@
               <w14:ligatures w14:val="standardContextual"/>
             </w:rPr>
           </w:pPr>
-          <w:hyperlink w:anchor="_Toc224650819" w:history="1">
+          <w:hyperlink w:anchor="_Toc224651138" w:history="1">
             <w:r>
               <w:rPr>
                 <w:rStyle w:val="Hyperlink"/>
@@ -680,7 +680,7 @@
                 <w:noProof/>
                 <w:webHidden/>
               </w:rPr>
-              <w:instrText xml:space="preserve"> PAGEREF _Toc224650819 \h </w:instrText>
+              <w:instrText xml:space="preserve"> PAGEREF _Toc224651138 \h </w:instrText>
             </w:r>
             <w:r>
               <w:rPr>
@@ -727,7 +727,7 @@
               <w14:ligatures w14:val="standardContextual"/>
             </w:rPr>
           </w:pPr>
-          <w:hyperlink w:anchor="_Toc224650820" w:history="1">
+          <w:hyperlink w:anchor="_Toc224651139" w:history="1">
             <w:r>
               <w:rPr>
                 <w:rStyle w:val="Hyperlink"/>
@@ -754,7 +754,7 @@
                 <w:noProof/>
                 <w:webHidden/>
               </w:rPr>
-              <w:instrText xml:space="preserve"> PAGEREF _Toc224650820 \h </w:instrText>
+              <w:instrText xml:space="preserve"> PAGEREF _Toc224651139 \h </w:instrText>
             </w:r>
             <w:r>
               <w:rPr>
@@ -801,7 +801,7 @@
               <w14:ligatures w14:val="standardContextual"/>
             </w:rPr>
           </w:pPr>
-          <w:hyperlink w:anchor="_Toc224650821" w:history="1">
+          <w:hyperlink w:anchor="_Toc224651140" w:history="1">
             <w:r>
               <w:rPr>
                 <w:rStyle w:val="Hyperlink"/>
@@ -828,7 +828,7 @@
                 <w:noProof/>
                 <w:webHidden/>
               </w:rPr>
-              <w:instrText xml:space="preserve"> PAGEREF _Toc224650821 \h </w:instrText>
+              <w:instrText xml:space="preserve"> PAGEREF _Toc224651140 \h </w:instrText>
             </w:r>
             <w:r>
               <w:rPr>
@@ -875,7 +875,7 @@
               <w14:ligatures w14:val="standardContextual"/>
             </w:rPr>
           </w:pPr>
-          <w:hyperlink w:anchor="_Toc224650822" w:history="1">
+          <w:hyperlink w:anchor="_Toc224651141" w:history="1">
             <w:r>
               <w:rPr>
                 <w:rStyle w:val="Hyperlink"/>
@@ -902,7 +902,7 @@
                 <w:noProof/>
                 <w:webHidden/>
               </w:rPr>
-              <w:instrText xml:space="preserve"> PAGEREF _Toc224650822 \h </w:instrText>
+              <w:instrText xml:space="preserve"> PAGEREF _Toc224651141 \h </w:instrText>
             </w:r>
             <w:r>
               <w:rPr>
@@ -949,7 +949,7 @@
               <w14:ligatures w14:val="standardContextual"/>
             </w:rPr>
           </w:pPr>
-          <w:hyperlink w:anchor="_Toc224650823" w:history="1">
+          <w:hyperlink w:anchor="_Toc224651142" w:history="1">
             <w:r>
               <w:rPr>
                 <w:rStyle w:val="Hyperlink"/>
@@ -976,7 +976,7 @@
                 <w:noProof/>
                 <w:webHidden/>
               </w:rPr>
-              <w:instrText xml:space="preserve"> PAGEREF _Toc224650823 \h </w:instrText>
+              <w:instrText xml:space="preserve"> PAGEREF _Toc224651142 \h </w:instrText>
             </w:r>
             <w:r>
               <w:rPr>
@@ -1019,7 +1019,7 @@
         <w:pStyle w:val="Heading1"/>
       </w:pPr>
       <w:bookmarkStart w:id="0" w:name="εισαγωγή"/>
-      <w:bookmarkStart w:id="1" w:name="_Toc224650811"/>
+      <w:bookmarkStart w:id="1" w:name="_Toc224651130"/>
       <w:r>
         <w:t>Εισαγωγή</w:t>
       </w:r>
@@ -1053,7 +1053,7 @@
         <w:pStyle w:val="Heading1"/>
       </w:pPr>
       <w:bookmarkStart w:id="2" w:name="εγκατάσταση-openvpn-client"/>
-      <w:bookmarkStart w:id="3" w:name="_Toc224650812"/>
+      <w:bookmarkStart w:id="3" w:name="_Toc224651131"/>
       <w:bookmarkEnd w:id="0"/>
       <w:r>
         <w:t>Εγκατάσταση OpenVPN Client</w:t>
@@ -1097,7 +1097,7 @@
         <w:pStyle w:val="Heading1"/>
       </w:pPr>
       <w:bookmarkStart w:id="4" w:name="Xd35ddce1fbb63f272ffc275c98bbbf7af9db18e"/>
-      <w:bookmarkStart w:id="5" w:name="_Toc224650813"/>
+      <w:bookmarkStart w:id="5" w:name="_Toc224651132"/>
       <w:bookmarkEnd w:id="2"/>
       <w:r>
         <w:t>Έλεγχος συνδεσιμότητας υποδομής από το WSL Ubuntu</w:t>
@@ -1239,7 +1239,7 @@
         <w:pStyle w:val="Heading1"/>
       </w:pPr>
       <w:bookmarkStart w:id="6" w:name="εγκατάσταση-kubectl"/>
-      <w:bookmarkStart w:id="7" w:name="_Toc224650814"/>
+      <w:bookmarkStart w:id="7" w:name="_Toc224651133"/>
       <w:bookmarkEnd w:id="4"/>
       <w:r>
         <w:t>Εγκατάσταση kubectl</w:t>
@@ -1822,7 +1822,7 @@
           <w:noProof/>
         </w:rPr>
         <w:drawing>
-          <wp:inline distT="0" distB="0" distL="0" distR="0" wp14:anchorId="075DB6C6" wp14:editId="31399097">
+          <wp:inline distT="0" distB="0" distL="0" distR="0" wp14:anchorId="154B35E5" wp14:editId="015F5C3A">
             <wp:extent cx="6692900" cy="2443699"/>
             <wp:effectExtent l="0" t="0" r="0" b="0"/>
             <wp:docPr id="26" name="Picture" descr="Εικόνα 1"/>
@@ -1869,7 +1869,7 @@
         <w:pStyle w:val="Heading1"/>
       </w:pPr>
       <w:bookmarkStart w:id="8" w:name="εγκατάσταση-k9s"/>
-      <w:bookmarkStart w:id="9" w:name="_Toc224650815"/>
+      <w:bookmarkStart w:id="9" w:name="_Toc224651134"/>
       <w:bookmarkEnd w:id="6"/>
       <w:r>
         <w:t>Εγκατάσταση k9s</w:t>
@@ -2034,7 +2034,7 @@
         <w:pStyle w:val="Heading1"/>
       </w:pPr>
       <w:bookmarkStart w:id="10" w:name="εγκατάσταση-hadoop-και-spark-clients"/>
-      <w:bookmarkStart w:id="11" w:name="_Toc224650816"/>
+      <w:bookmarkStart w:id="11" w:name="_Toc224651135"/>
       <w:bookmarkEnd w:id="8"/>
       <w:r>
         <w:t>Εγκατάσταση Hadoop και Spark clients</w:t>
@@ -2520,7 +2520,7 @@
         <w:pStyle w:val="Heading1"/>
       </w:pPr>
       <w:bookmarkStart w:id="12" w:name="ρύθμιση-hdfs-client"/>
-      <w:bookmarkStart w:id="13" w:name="_Toc224650817"/>
+      <w:bookmarkStart w:id="13" w:name="_Toc224651136"/>
       <w:bookmarkEnd w:id="10"/>
       <w:r>
         <w:t>Ρύθμιση HDFS client</w:t>
@@ -2740,7 +2740,7 @@
           <w:noProof/>
         </w:rPr>
         <w:drawing>
-          <wp:inline distT="0" distB="0" distL="0" distR="0" wp14:anchorId="086CAF59" wp14:editId="4C8FAF8A">
+          <wp:inline distT="0" distB="0" distL="0" distR="0" wp14:anchorId="4261BBDE" wp14:editId="3A71003A">
             <wp:extent cx="6692900" cy="2326867"/>
             <wp:effectExtent l="0" t="0" r="0" b="0"/>
             <wp:docPr id="32" name="Picture" descr="Εικόνα 2"/>
@@ -2787,7 +2787,7 @@
         <w:pStyle w:val="Heading1"/>
       </w:pPr>
       <w:bookmarkStart w:id="14" w:name="X7e20626099aa43dfd3eb95bb8f611dec07632db"/>
-      <w:bookmarkStart w:id="15" w:name="_Toc224650818"/>
+      <w:bookmarkStart w:id="15" w:name="_Toc224651137"/>
       <w:bookmarkEnd w:id="12"/>
       <w:r>
         <w:t>Εκτέλεση δοκιμαστικού προγράμματος WordCount</w:t>
@@ -3607,7 +3607,7 @@
         <w:pStyle w:val="Heading1"/>
       </w:pPr>
       <w:bookmarkStart w:id="16" w:name="εκτέλεση-spark-στο-kubernetes"/>
-      <w:bookmarkStart w:id="17" w:name="_Toc224650819"/>
+      <w:bookmarkStart w:id="17" w:name="_Toc224651138"/>
       <w:bookmarkEnd w:id="14"/>
       <w:r>
         <w:t>Εκτέλεση Spark στο Kubernetes</w:t>
@@ -4429,7 +4429,7 @@
         <w:pStyle w:val="Heading1"/>
       </w:pPr>
       <w:bookmarkStart w:id="18" w:name="X5bf313581931af6cd5aad83256976f5501cbbc6"/>
-      <w:bookmarkStart w:id="19" w:name="_Toc224650820"/>
+      <w:bookmarkStart w:id="19" w:name="_Toc224651139"/>
       <w:bookmarkEnd w:id="16"/>
       <w:r>
         <w:t>Ρύθμιση προεπιλεγμένων παραμέτρων κατά την εκτέλεση εργασιών spark.</w:t>
@@ -4736,7 +4736,7 @@
         <w:pStyle w:val="Heading1"/>
       </w:pPr>
       <w:bookmarkStart w:id="20" w:name="παρακολούθηση-εκτέλεσης-μέσω-k9s"/>
-      <w:bookmarkStart w:id="21" w:name="_Toc224650821"/>
+      <w:bookmarkStart w:id="21" w:name="_Toc224651140"/>
       <w:bookmarkEnd w:id="18"/>
       <w:r>
         <w:t>Παρακολούθηση Εκτέλεσης μέσω k9s</w:t>
@@ -4829,7 +4829,7 @@
         <w:pStyle w:val="Heading1"/>
       </w:pPr>
       <w:bookmarkStart w:id="22" w:name="X1d807ddfd512f1630f0e7d8f13fa52d1eaedf0a"/>
-      <w:bookmarkStart w:id="23" w:name="_Toc224650822"/>
+      <w:bookmarkStart w:id="23" w:name="_Toc224651141"/>
       <w:bookmarkEnd w:id="20"/>
       <w:r>
         <w:t>Χρήσιμες εντολές για διαχείριση αρχείων HDFS</w:t>
@@ -5075,7 +5075,7 @@
         <w:pStyle w:val="Heading1"/>
       </w:pPr>
       <w:bookmarkStart w:id="24" w:name="Xde297d0b30756340e6475299efc8e8afd8b4229"/>
-      <w:bookmarkStart w:id="25" w:name="_Toc224650823"/>
+      <w:bookmarkStart w:id="25" w:name="_Toc224651142"/>
       <w:bookmarkEnd w:id="22"/>
       <w:r>
         <w:t>Εκτέλεση Spark τοπικά είτε διαδραστικά μέσω κελύφους είτε μέσω αρχείου py</w:t>
@@ -5774,7 +5774,7 @@
   <w:abstractNum w:abstractNumId="9" w15:restartNumberingAfterBreak="0">
     <w:nsid w:val="0000A990"/>
     <w:multiLevelType w:val="multilevel"/>
-    <w:tmpl w:val="65BC38C4"/>
+    <w:tmpl w:val="C43A70CC"/>
     <w:lvl w:ilvl="0">
       <w:numFmt w:val="bullet"/>
       <w:lvlText w:val=" "/>
@@ -5851,7 +5851,7 @@
   <w:abstractNum w:abstractNumId="10" w15:restartNumberingAfterBreak="0">
     <w:nsid w:val="0000A991"/>
     <w:multiLevelType w:val="multilevel"/>
-    <w:tmpl w:val="BBD8DD4C"/>
+    <w:tmpl w:val="5D3ADCFA"/>
     <w:lvl w:ilvl="0">
       <w:numFmt w:val="bullet"/>
       <w:lvlText w:val=""/>
@@ -5952,40 +5952,40 @@
       </w:rPr>
     </w:lvl>
   </w:abstractNum>
-  <w:num w:numId="1" w16cid:durableId="1890072086">
+  <w:num w:numId="1" w16cid:durableId="501550017">
     <w:abstractNumId w:val="8"/>
   </w:num>
-  <w:num w:numId="2" w16cid:durableId="321393041">
+  <w:num w:numId="2" w16cid:durableId="2041273290">
     <w:abstractNumId w:val="6"/>
   </w:num>
-  <w:num w:numId="3" w16cid:durableId="1503396955">
+  <w:num w:numId="3" w16cid:durableId="799033162">
     <w:abstractNumId w:val="5"/>
   </w:num>
-  <w:num w:numId="4" w16cid:durableId="249504220">
+  <w:num w:numId="4" w16cid:durableId="481389131">
     <w:abstractNumId w:val="4"/>
   </w:num>
-  <w:num w:numId="5" w16cid:durableId="241454726">
+  <w:num w:numId="5" w16cid:durableId="593128068">
     <w:abstractNumId w:val="7"/>
   </w:num>
-  <w:num w:numId="6" w16cid:durableId="1110316936">
+  <w:num w:numId="6" w16cid:durableId="1151407208">
     <w:abstractNumId w:val="3"/>
   </w:num>
-  <w:num w:numId="7" w16cid:durableId="1656497314">
+  <w:num w:numId="7" w16cid:durableId="1963875060">
     <w:abstractNumId w:val="2"/>
   </w:num>
-  <w:num w:numId="8" w16cid:durableId="2080204573">
+  <w:num w:numId="8" w16cid:durableId="871960726">
     <w:abstractNumId w:val="1"/>
   </w:num>
-  <w:num w:numId="9" w16cid:durableId="1396396550">
+  <w:num w:numId="9" w16cid:durableId="319848173">
     <w:abstractNumId w:val="0"/>
   </w:num>
-  <w:num w:numId="10" w16cid:durableId="1821844245">
+  <w:num w:numId="10" w16cid:durableId="1047533327">
     <w:abstractNumId w:val="9"/>
   </w:num>
-  <w:num w:numId="11" w16cid:durableId="882982527">
+  <w:num w:numId="11" w16cid:durableId="1926376025">
     <w:abstractNumId w:val="10"/>
   </w:num>
-  <w:num w:numId="12" w16cid:durableId="897401566">
+  <w:num w:numId="12" w16cid:durableId="766274634">
     <w:abstractNumId w:val="10"/>
   </w:num>
 </w:numbering>
@@ -17806,7 +17806,7 @@
     <w:autoRedefine/>
     <w:uiPriority w:val="39"/>
     <w:unhideWhenUsed/>
-    <w:rsid w:val="00F55565"/>
+    <w:rsid w:val="001511C8"/>
     <w:pPr>
       <w:spacing w:after="100"/>
     </w:pPr>
@@ -17816,7 +17816,7 @@
     <w:basedOn w:val="DefaultParagraphFont"/>
     <w:uiPriority w:val="99"/>
     <w:unhideWhenUsed/>
-    <w:rsid w:val="00F55565"/>
+    <w:rsid w:val="001511C8"/>
     <w:rPr>
       <w:color w:val="0000FF" w:themeColor="hyperlink"/>
       <w:u w:val="single"/>
